--- a/day_4/DuongHungThinh_23733531.docx
+++ b/day_4/DuongHungThinh_23733531.docx
@@ -15,17 +15,16 @@
         </w:r>
       </w:hyperlink>
     </w:p>
-    <w:p/>
     <w:p>
       <w:r>
         <w:t>Gio 04:</w:t>
       </w:r>
       <w:r>
         <w:br/>
+        <w:t>Bai01</w:t>
       </w:r>
       <w:r>
-        <w:br/>
-        <w:t>Bai01</w:t>
+        <w:t>:</w:t>
       </w:r>
     </w:p>
     <w:p>
